--- a/30-Ket-Qua/2026-09-29/Soan-Thao/HD_Huong-dan-chi-tiet-su-dung-KTC-Quan-tri_20260929_v8_ban-sach.docx
+++ b/30-Ket-Qua/2026-09-29/Soan-Thao/HD_Huong-dan-chi-tiet-su-dung-KTC-Quan-tri_20260929_v8_ban-sach.docx
@@ -471,7 +471,7 @@
       </w:r>
       <w:r>
         <w:tab/>
-        <w:t>3</w:t>
+        <w:t xml:space="preserve">4</w:t>
       </w:r>
     </w:p>
     <w:p>
@@ -488,7 +488,7 @@
       </w:r>
       <w:r>
         <w:tab/>
-        <w:t>4</w:t>
+        <w:t xml:space="preserve">5</w:t>
       </w:r>
     </w:p>
     <w:p>
@@ -503,7 +503,7 @@
       </w:r>
       <w:r>
         <w:tab/>
-        <w:t>4</w:t>
+        <w:t xml:space="preserve">5</w:t>
       </w:r>
     </w:p>
     <w:p>
@@ -518,7 +518,7 @@
       </w:r>
       <w:r>
         <w:tab/>
-        <w:t>5</w:t>
+        <w:t xml:space="preserve">6</w:t>
       </w:r>
     </w:p>
     <w:p>
@@ -535,7 +535,7 @@
       </w:r>
       <w:r>
         <w:tab/>
-        <w:t>5</w:t>
+        <w:t xml:space="preserve">7</w:t>
       </w:r>
     </w:p>
     <w:p>
@@ -550,7 +550,7 @@
       </w:r>
       <w:r>
         <w:tab/>
-        <w:t>5</w:t>
+        <w:t xml:space="preserve">7</w:t>
       </w:r>
     </w:p>
     <w:p>
@@ -565,7 +565,7 @@
       </w:r>
       <w:r>
         <w:tab/>
-        <w:t>6</w:t>
+        <w:t xml:space="preserve">7</w:t>
       </w:r>
     </w:p>
     <w:p>
@@ -580,7 +580,7 @@
       </w:r>
       <w:r>
         <w:tab/>
-        <w:t>7</w:t>
+        <w:t xml:space="preserve">8</w:t>
       </w:r>
     </w:p>
     <w:p>
@@ -595,7 +595,7 @@
       </w:r>
       <w:r>
         <w:tab/>
-        <w:t>7</w:t>
+        <w:t xml:space="preserve">8</w:t>
       </w:r>
     </w:p>
     <w:p>
@@ -610,7 +610,7 @@
       </w:r>
       <w:r>
         <w:tab/>
-        <w:t>7</w:t>
+        <w:t xml:space="preserve">8</w:t>
       </w:r>
     </w:p>
     <w:p>
@@ -625,7 +625,7 @@
       </w:r>
       <w:r>
         <w:tab/>
-        <w:t>7</w:t>
+        <w:t xml:space="preserve">10</w:t>
       </w:r>
     </w:p>
     <w:p>
@@ -642,7 +642,7 @@
       </w:r>
       <w:r>
         <w:tab/>
-        <w:t>8</w:t>
+        <w:t xml:space="preserve">11</w:t>
       </w:r>
     </w:p>
     <w:p>
@@ -659,7 +659,7 @@
       </w:r>
       <w:r>
         <w:tab/>
-        <w:t>9</w:t>
+        <w:t xml:space="preserve">12</w:t>
       </w:r>
     </w:p>
     <w:p>
@@ -676,7 +676,7 @@
       </w:r>
       <w:r>
         <w:tab/>
-        <w:t>10</w:t>
+        <w:t xml:space="preserve">13</w:t>
       </w:r>
     </w:p>
     <w:p>
@@ -691,7 +691,7 @@
       </w:r>
       <w:r>
         <w:tab/>
-        <w:t>10</w:t>
+        <w:t xml:space="preserve">13</w:t>
       </w:r>
     </w:p>
     <w:p>
@@ -706,7 +706,7 @@
       </w:r>
       <w:r>
         <w:tab/>
-        <w:t>10</w:t>
+        <w:t xml:space="preserve">13</w:t>
       </w:r>
     </w:p>
     <w:p>
@@ -721,7 +721,7 @@
       </w:r>
       <w:r>
         <w:tab/>
-        <w:t>11</w:t>
+        <w:t xml:space="preserve">14</w:t>
       </w:r>
     </w:p>
     <w:p>
@@ -736,7 +736,7 @@
       </w:r>
       <w:r>
         <w:tab/>
-        <w:t>11</w:t>
+        <w:t xml:space="preserve">14</w:t>
       </w:r>
     </w:p>
     <w:p>
@@ -751,7 +751,7 @@
       </w:r>
       <w:r>
         <w:tab/>
-        <w:t>12</w:t>
+        <w:t xml:space="preserve">15</w:t>
       </w:r>
     </w:p>
     <w:p>
@@ -766,7 +766,7 @@
       </w:r>
       <w:r>
         <w:tab/>
-        <w:t>12</w:t>
+        <w:t xml:space="preserve">15</w:t>
       </w:r>
     </w:p>
     <w:p>
@@ -781,7 +781,7 @@
       </w:r>
       <w:r>
         <w:tab/>
-        <w:t>13</w:t>
+        <w:t xml:space="preserve">16</w:t>
       </w:r>
     </w:p>
     <w:p>
@@ -796,7 +796,7 @@
       </w:r>
       <w:r>
         <w:tab/>
-        <w:t>13</w:t>
+        <w:t xml:space="preserve">16</w:t>
       </w:r>
     </w:p>
     <w:p>
@@ -813,7 +813,7 @@
       </w:r>
       <w:r>
         <w:tab/>
-        <w:t>14</w:t>
+        <w:t xml:space="preserve">17</w:t>
       </w:r>
     </w:p>
     <w:p>
@@ -830,7 +830,7 @@
       </w:r>
       <w:r>
         <w:tab/>
-        <w:t>15</w:t>
+        <w:t xml:space="preserve">18</w:t>
       </w:r>
     </w:p>
     <w:p>
@@ -847,7 +847,7 @@
       </w:r>
       <w:r>
         <w:tab/>
-        <w:t>15</w:t>
+        <w:t xml:space="preserve">18</w:t>
       </w:r>
     </w:p>
     <w:p>
@@ -864,7 +864,7 @@
       </w:r>
       <w:r>
         <w:tab/>
-        <w:t>16</w:t>
+        <w:t xml:space="preserve">19</w:t>
       </w:r>
       <w:r>
         <w:fldChar w:fldCharType="end"/>
@@ -888,7 +888,13 @@
     </w:p>
     <w:p>
       <w:r>
-        <w:t>KTC-Quan-tri là bộ công cụ trí tuệ nhân tạo hỗ trợ chu trình quản trị nhiệm vụ khép kín của Trường: kế hoạch - giao việc - theo dõi - kết quả, minh chứng - báo cáo - đánh giá. Bộ công cụ dùng chung kho KTC-Database, mẫu Phụ lục Thông báo số 736/TB-CĐKT, 6 trục kết quả trọng tâm theo Thông báo số 817/TB-CĐKT và mã nhiệm vụ (Task_ID) thống nhất từ kế hoạch đến báo cáo.</w:t>
+        <w:t xml:space="preserve">KTC-Quan-tri là bộ công cụ trí tuệ nhân tạo hỗ trợ chu trình quản trị nhiệm vụ khép kín của Trường: kế hoạch - giao việc - theo dõi - kết quả, minh chứng - báo cáo - đánh giá. Bộ công cụ dùng chung kho KTC-Database, </w:t>
+      </w:r>
+      <w:r>
+        <w:t xml:space="preserve">mẫu Phụ lục Thông báo số 736/TB-CĐKT ngày 25/6/2026, 6 trục kết quả trọng tâm theo Thông báo số 817/TB-CĐKT ngày 14/7/2026 và</w:t>
+      </w:r>
+      <w:r>
+        <w:t xml:space="preserve"> mã nhiệm vụ (Task_ID) thống nhất từ kế hoạch đến báo cáo.</w:t>
       </w:r>
     </w:p>
     <w:tbl>
@@ -3472,7 +3478,19 @@
               <w:rPr>
                 <w:sz w:val="26"/>
               </w:rPr>
-              <w:t>Chỉ có phần hướng dẫn của kỹ năng; không có tác tử kiểm tra, thao tác tự động; không bảo đảm chạy được công cụ tính toán; chỉ đối chiếu được KTC-Database khi đã kết nối Google Drive. Kết quả chỉ dùng đối chiếu chéo, không thay kết quả trên Claude. Chỉ đưa văn bản đã ban hành, công khai hoặc dữ liệu giả lập lên các nền tảng này. Tuân thủ yêu cầu bảo mật dữ liệu tại Mục 7 Thông báo số 1056/TB-CĐKT khi dùng nền tảng AI do tổ chức nước ngoài cung cấp.</w:t>
+              <w:t xml:space="preserve">Chỉ có phần hướng dẫn của kỹ năng; không có tác tử kiểm tra, thao tác tự động; không bảo đảm chạy được công cụ tính toán; chỉ đối chiếu được KTC-Database khi đã kết nối Google Drive. Kết quả chỉ dùng đối chiếu chéo, không thay kết quả trên Claude. Chỉ đưa văn bản đã ban hành, công khai hoặc dữ liệu giả lập lên các nền tảng này. Tuân thủ yêu cầu bảo mật dữ liệu tại </w:t>
+            </w:r>
+            <w:r>
+              <w:rPr>
+                <w:sz w:val="26"/>
+              </w:rPr>
+              <w:t xml:space="preserve">Mục 7 Thông báo số 1056/TB-CĐKT ngày 16/9/2026 khi</w:t>
+            </w:r>
+            <w:r>
+              <w:rPr>
+                <w:sz w:val="26"/>
+              </w:rPr>
+              <w:t xml:space="preserve"> dùng nền tảng AI do tổ chức nước ngoài cung cấp.</w:t>
             </w:r>
           </w:p>
         </w:tc>
@@ -3681,7 +3699,13 @@
     </w:p>
     <w:p>
       <w:r>
-        <w:t>Mã cảnh báo thường gặp: THIEU_DU_LIEU (thiếu nguồn); NGHI_CHI_DAN_TRONG_DU_LIEU (tệp có câu lệnh bất thường - kiểm tra lại nguồn tệp); DOI_CHIEU_GAN_DUNG (đối chiếu theo tên, chưa theo Task_ID - đơn vị đối chiếu thủ công toàn bộ với dữ liệu gốc trước khi Lãnh đạo đơn vị ký duyệt); FORMAT_BINARY_UNVERIFIED (chưa đo được thể thức); THANG_DIEM_CHUA_PHAN_DINH (hai thang điểm chưa có văn bản phân định - giữ điểm gốc); MA_DON_VI_KHONG_HOP_LE (tên đơn vị không ánh xạ được về mã chuẩn).</w:t>
+        <w:t xml:space="preserve">Mã cảnh báo thường gặp: THIEU_DU_LIEU (thiếu nguồn); NGHI_CHI_DAN_TRONG_DU_LIEU (tệp có câu lệnh bất thường - kiểm tra lại nguồn tệp); DOI_CHIEU_GAN_DUNG (đối chiếu theo tên, chưa theo Task_ID - đơn vị đối chiếu thủ công toàn bộ với dữ liệu gốc trước khi Lãnh đạo đơn vị ký duyệt); FORMAT_BINARY_UNVERIFIED (chưa đo được thể thức); </w:t>
+      </w:r>
+      <w:r>
+        <w:t xml:space="preserve">THANG_DIEM_CHUA_PHAN_DINH (phép nhân hệ số sản phẩm theo Danh mục ban hành kèm Quyết định số 2119/QĐ-CĐKT với hệ số mức độ công việc chưa có văn bản - không dùng làm số chính thức)</w:t>
+      </w:r>
+      <w:r>
+        <w:t xml:space="preserve">; MA_DON_VI_KHONG_HOP_LE (tên đơn vị không ánh xạ được về mã chuẩn).</w:t>
       </w:r>
     </w:p>
     <w:p>
@@ -4903,7 +4927,23 @@
                 <w:color w:val="1F3864"/>
                 <w:sz w:val="24"/>
               </w:rPr>
-              <w:t>Dùng bộ công cụ KTC-Quan-tri, kỹ năng tự đánh giá KPI (kpi-tu-danh-gia). Bước 1: từ kế hoạch KPI đã duyệt, sinh bảng hỏi Excel để tôi điền điểm tiêu chí chung, số lượng, chất lượng, tiến độ thực tế và điều kiện kèm theo. Bước 2: khi tôi gửi lại bảng hỏi đã điền, tính điểm phần A (30 điểm) và phần B (70 điểm), chặn trần 100% từng chỉ tiêu, đối chiếu ngưỡng và điều kiện theo Quyết định số 1923/QĐ-CĐKT, điền Bản tự đánh giá. Chỉ nêu mức đề xuất; nêu rõ trường hợp phải dừng để cấp có thẩm quyền xem xét.</w:t>
+              <w:t xml:space="preserve">Dùng bộ công cụ KTC-Quan-tri, kỹ năng tự đánh giá KPI (kpi-tu-danh-gia). Bước 1: từ kế hoạch KPI đã duyệt, sinh bảng hỏi Excel để tôi điền điểm tiêu chí chung, số lượng, chất lượng, tiến độ thực tế và điều kiện kèm theo. Bước 2: khi tôi gửi lại bảng hỏi đã điền, tính điểm phần A (30 điểm) và phần B (70 điểm), chặn trần 100% từng chỉ tiêu, </w:t>
+            </w:r>
+            <w:r>
+              <w:rPr>
+                <w:b/>
+                <w:color w:val="1F3864"/>
+                <w:sz w:val="24"/>
+              </w:rPr>
+              <w:t xml:space="preserve">đối chiếu ngưỡng và điều kiện theo Quyết định số 1923/QĐ-CĐKT ngày 30/8/2026, điền</w:t>
+            </w:r>
+            <w:r>
+              <w:rPr>
+                <w:b/>
+                <w:color w:val="1F3864"/>
+                <w:sz w:val="24"/>
+              </w:rPr>
+              <w:t xml:space="preserve"> Bản tự đánh giá. Chỉ nêu mức đề xuất; nêu rõ trường hợp phải dừng để cấp có thẩm quyền xem xét.</w:t>
             </w:r>
           </w:p>
         </w:tc>
@@ -6727,7 +6767,13 @@
               <w:rPr>
                 <w:sz w:val="24"/>
               </w:rPr>
-              <w:t>Không. Dùng Skill “ktc-ra-soat-897” theo Thông báo số 948/TB-CĐKT.</w:t>
+              <w:t xml:space="preserve">Không. </w:t>
+            </w:r>
+            <w:r>
+              <w:rPr>
+                <w:sz w:val="24"/>
+              </w:rPr>
+              <w:t xml:space="preserve">Dùng Skill “ktc-ra-soat-897” theo Thông báo số 948/TB-CĐKT ngày 17/8/2026.</w:t>
             </w:r>
           </w:p>
         </w:tc>

--- a/30-Ket-Qua/2026-09-29/Soan-Thao/HD_Huong-dan-chi-tiet-su-dung-KTC-Quan-tri_20260929_v8_ban-sach.docx
+++ b/30-Ket-Qua/2026-09-29/Soan-Thao/HD_Huong-dan-chi-tiet-su-dung-KTC-Quan-tri_20260929_v8_ban-sach.docx
@@ -610,7 +610,7 @@
       </w:r>
       <w:r>
         <w:tab/>
-        <w:t xml:space="preserve">8</w:t>
+        <w:t xml:space="preserve">9</w:t>
       </w:r>
     </w:p>
     <w:p>
@@ -706,7 +706,7 @@
       </w:r>
       <w:r>
         <w:tab/>
-        <w:t xml:space="preserve">13</w:t>
+        <w:t xml:space="preserve">14</w:t>
       </w:r>
     </w:p>
     <w:p>
@@ -736,7 +736,7 @@
       </w:r>
       <w:r>
         <w:tab/>
-        <w:t xml:space="preserve">14</w:t>
+        <w:t xml:space="preserve">15</w:t>
       </w:r>
     </w:p>
     <w:p>
@@ -766,7 +766,7 @@
       </w:r>
       <w:r>
         <w:tab/>
-        <w:t xml:space="preserve">15</w:t>
+        <w:t xml:space="preserve">16</w:t>
       </w:r>
     </w:p>
     <w:p>
@@ -796,7 +796,7 @@
       </w:r>
       <w:r>
         <w:tab/>
-        <w:t xml:space="preserve">16</w:t>
+        <w:t xml:space="preserve">17</w:t>
       </w:r>
     </w:p>
     <w:p>
@@ -847,7 +847,7 @@
       </w:r>
       <w:r>
         <w:tab/>
-        <w:t xml:space="preserve">18</w:t>
+        <w:t xml:space="preserve">19</w:t>
       </w:r>
     </w:p>
     <w:p>
@@ -864,7 +864,7 @@
       </w:r>
       <w:r>
         <w:tab/>
-        <w:t xml:space="preserve">19</w:t>
+        <w:t xml:space="preserve">20</w:t>
       </w:r>
       <w:r>
         <w:fldChar w:fldCharType="end"/>
@@ -1075,7 +1075,19 @@
               <w:rPr>
                 <w:sz w:val="22"/>
               </w:rPr>
-              <w:t>Kế hoạch theo mẫu Phụ lục TB 736, phân 6 trục; danh sách nhiệm vụ thiếu sản phẩm, thời hạn, lệch kế hoạch cấp trên</w:t>
+              <w:t xml:space="preserve">Kế hoạch theo </w:t>
+            </w:r>
+            <w:r>
+              <w:rPr>
+                <w:sz w:val="22"/>
+              </w:rPr>
+              <w:t xml:space="preserve">mẫu Phụ lục Thông báo số 736/TB-CĐKT</w:t>
+            </w:r>
+            <w:r>
+              <w:rPr>
+                <w:sz w:val="22"/>
+              </w:rPr>
+              <w:t xml:space="preserve">, phân 6 trục; danh sách nhiệm vụ thiếu sản phẩm, thời hạn, lệch kế hoạch cấp trên</w:t>
             </w:r>
           </w:p>
         </w:tc>
@@ -1155,7 +1167,13 @@
               <w:rPr>
                 <w:sz w:val="22"/>
               </w:rPr>
-              <w:t>Bảng kiểm báo cáo từng đơn vị; tỷ lệ KPI theo trục; dự thảo báo cáo cấp Trường theo mẫu TB 736</w:t>
+              <w:t xml:space="preserve">Bảng kiểm báo cáo từng đơn vị; tỷ lệ KPI theo trục; </w:t>
+            </w:r>
+            <w:r>
+              <w:rPr>
+                <w:sz w:val="22"/>
+              </w:rPr>
+              <w:t xml:space="preserve">dự thảo báo cáo cấp Trường theo mẫu Thông báo số 736/TB-CĐKT</w:t>
             </w:r>
           </w:p>
         </w:tc>
@@ -2115,7 +2133,19 @@
               <w:rPr>
                 <w:sz w:val="24"/>
               </w:rPr>
-              <w:t>Kho KTC-Database trên Google Drive (căn cứ, biểu mẫu), mẫu Phụ lục TB 736, 6 mẫu Kế hoạch + KPI theo nhóm vị trí.</w:t>
+              <w:t xml:space="preserve">Kho KTC-Database trên Google Drive (căn cứ, biểu mẫu), </w:t>
+            </w:r>
+            <w:r>
+              <w:rPr>
+                <w:sz w:val="24"/>
+              </w:rPr>
+              <w:t xml:space="preserve">mẫu Phụ lục Thông báo số 736/TB-CĐKT</w:t>
+            </w:r>
+            <w:r>
+              <w:rPr>
+                <w:sz w:val="24"/>
+              </w:rPr>
+              <w:t xml:space="preserve">, 6 mẫu Kế hoạch + KPI theo nhóm vị trí.</w:t>
             </w:r>
           </w:p>
         </w:tc>
@@ -4174,7 +4204,25 @@
                 <w:color w:val="1F3864"/>
                 <w:sz w:val="24"/>
               </w:rPr>
-              <w:t>Tổng hợp kế hoạch công tác [tháng 10/2026] của [Trường/đơn vị] từ các tệp đính kèm theo mẫu Phụ lục TB 736, phân loại 6 trục theo TB 817, đối chiếu kế hoạch [quý IV/2026].</w:t>
+              <w:t xml:space="preserve">Tổng hợp kế hoạch công tác [tháng 10/2026] của [Trường/đơn vị] từ các tệp đính kèm </w:t>
+            </w:r>
+            <w:r>
+              <w:rPr>
+                <w:b/>
+                <w:bCs/>
+                <w:color w:val="1F3864"/>
+                <w:sz w:val="24"/>
+              </w:rPr>
+              <w:t xml:space="preserve">theo mẫu Phụ lục Thông báo số 736/TB-CĐKT, phân loại 6 trục theo Thông báo số 817/TB-CĐKT,</w:t>
+            </w:r>
+            <w:r>
+              <w:rPr>
+                <w:b/>
+                <w:bCs/>
+                <w:color w:val="1F3864"/>
+                <w:sz w:val="24"/>
+              </w:rPr>
+              <w:t xml:space="preserve"> đối chiếu kế hoạch [quý IV/2026].</w:t>
             </w:r>
           </w:p>
         </w:tc>
@@ -4247,7 +4295,23 @@
                 <w:color w:val="1F3864"/>
                 <w:sz w:val="24"/>
               </w:rPr>
-              <w:t>Dùng bộ công cụ KTC-Quan-tri, kỹ năng xây dựng kế hoạch (ke-hoach). Xây dựng kế hoạch công tác [kỳ] của [Trường/đơn vị]. Đầu vào: [đề xuất nhiệm vụ của các đơn vị] + [kế hoạch quý/năm đã ban hành] + [văn bản chỉ đạo]. Yêu cầu: (1) đối chiếu KTC-Database; (2) mỗi nhiệm vụ có nội dung, đơn vị chủ trì (mã chuẩn), sản phẩm, số lượng, thời hạn, trục; (3) kế hoạch tháng phải bám kế hoạch quý, nêu nhiệm vụ thiếu hoặc lệch; (4) liệt kê đơn vị chưa nộp, nhiệm vụ trùng, thiếu thông tin; (5) không tự thêm nhiệm vụ khi không có nguồn. Đầu ra: tệp Excel theo mẫu Phụ lục TB 736 và bảng vấn đề cần đơn vị bổ sung.</w:t>
+              <w:t xml:space="preserve">Dùng bộ công cụ KTC-Quan-tri, kỹ năng xây dựng kế hoạch (ke-hoach). Xây dựng kế hoạch công tác [kỳ] của [Trường/đơn vị]. Đầu vào: [đề xuất nhiệm vụ của các đơn vị] + [kế hoạch quý/năm đã ban hành] + [văn bản chỉ đạo]. Yêu cầu: (1) đối chiếu KTC-Database; (2) mỗi nhiệm vụ có nội dung, đơn vị chủ trì (mã chuẩn), sản phẩm, số lượng, thời hạn, trục; (3) kế hoạch tháng phải bám kế hoạch quý, nêu nhiệm vụ thiếu hoặc lệch; (4) liệt kê đơn vị chưa nộp, nhiệm vụ trùng, thiếu thông tin; (5) không tự thêm nhiệm vụ khi không có nguồn. Đầu ra: tệp Excel theo </w:t>
+            </w:r>
+            <w:r>
+              <w:rPr>
+                <w:b/>
+                <w:color w:val="1F3864"/>
+                <w:sz w:val="24"/>
+              </w:rPr>
+              <w:t xml:space="preserve">mẫu Phụ lục Thông báo số 736/TB-CĐKT</w:t>
+            </w:r>
+            <w:r>
+              <w:rPr>
+                <w:b/>
+                <w:color w:val="1F3864"/>
+                <w:sz w:val="24"/>
+              </w:rPr>
+              <w:t xml:space="preserve"> và bảng vấn đề cần đơn vị bổ sung.</w:t>
             </w:r>
           </w:p>
         </w:tc>
@@ -4344,7 +4408,25 @@
                 <w:color w:val="1F3864"/>
                 <w:sz w:val="24"/>
               </w:rPr>
-              <w:t xml:space="preserve">Hoàn thiện báo cáo kết quả công tác [tháng 9] và kế hoạch công tác [tháng 10] năm 2026 của Trường theo TB 736, từ báo cáo các đơn vị đã nộp; phát triển từ báo cáo, phụ lục, kế hoạch tháng trước đã ban hành.</w:t>
+              <w:t xml:space="preserve">Hoàn thiện báo cáo kết quả công tác [tháng 9] và kế hoạch công tác [tháng 10] </w:t>
+            </w:r>
+            <w:r>
+              <w:rPr>
+                <w:b/>
+                <w:bCs/>
+                <w:color w:val="1F3864"/>
+                <w:sz w:val="24"/>
+              </w:rPr>
+              <w:t xml:space="preserve">năm 2026 của Trường theo Thông báo số 736/TB-CĐKT, từ báo cáo</w:t>
+            </w:r>
+            <w:r>
+              <w:rPr>
+                <w:b/>
+                <w:bCs/>
+                <w:color w:val="1F3864"/>
+                <w:sz w:val="24"/>
+              </w:rPr>
+              <w:t xml:space="preserve"> các đơn vị đã nộp; phát triển từ báo cáo, phụ lục, kế hoạch tháng trước đã ban hành.</w:t>
             </w:r>
           </w:p>
         </w:tc>
@@ -5453,7 +5535,23 @@
                 <w:color w:val="1F3864"/>
                 <w:sz w:val="24"/>
               </w:rPr>
-              <w:t>Dùng bộ công cụ KTC-Quan-tri, tác tử kiểm hồ sơ đơn vị (ktc-kiem-ho-so-don-vi), mỗi đơn vị một lượt. Kiểm đúng mẫu Phụ lục TB 736, cột Task_ID, mã đơn vị chuẩn, phân trục, công thức KPI, ô bắt buộc trống, tên tệp. Kết luận từng đơn vị: “đủ điều kiện tổng hợp” hoặc “trả lại đơn vị”, kèm lý do. Không sửa tệp của đơn vị. Sau đó dùng tác tử ktc-kiem-san-pham kiểm tra sản phẩm tổng hợp trước khi giao.</w:t>
+              <w:t xml:space="preserve">Dùng bộ công cụ KTC-Quan-tri, tác tử kiểm hồ sơ đơn vị (ktc-kiem-ho-so-don-vi), mỗi đơn vị một lượt. Kiểm đúng </w:t>
+            </w:r>
+            <w:r>
+              <w:rPr>
+                <w:b/>
+                <w:color w:val="1F3864"/>
+                <w:sz w:val="24"/>
+              </w:rPr>
+              <w:t xml:space="preserve">mẫu Phụ lục Thông báo số 736/TB-CĐKT</w:t>
+            </w:r>
+            <w:r>
+              <w:rPr>
+                <w:b/>
+                <w:color w:val="1F3864"/>
+                <w:sz w:val="24"/>
+              </w:rPr>
+              <w:t xml:space="preserve">, cột Task_ID, mã đơn vị chuẩn, phân trục, công thức KPI, ô bắt buộc trống, tên tệp. Kết luận từng đơn vị: “đủ điều kiện tổng hợp” hoặc “trả lại đơn vị”, kèm lý do. Không sửa tệp của đơn vị. Sau đó dùng tác tử ktc-kiem-san-pham kiểm tra sản phẩm tổng hợp trước khi giao.</w:t>
             </w:r>
           </w:p>
         </w:tc>
@@ -5599,7 +5697,19 @@
               <w:rPr>
                 <w:sz w:val="24"/>
               </w:rPr>
-              <w:t>Đề xuất nhiệm vụ của đơn vị theo mẫu Phụ lục TB 736; kế hoạch quý/năm đã ban hành; văn bản chỉ đạo, kết luận giao ban.</w:t>
+              <w:t xml:space="preserve">Đề xuất nhiệm vụ của đơn vị theo </w:t>
+            </w:r>
+            <w:r>
+              <w:rPr>
+                <w:sz w:val="24"/>
+              </w:rPr>
+              <w:t xml:space="preserve">mẫu Phụ lục Thông báo số 736/TB-CĐKT</w:t>
+            </w:r>
+            <w:r>
+              <w:rPr>
+                <w:sz w:val="24"/>
+              </w:rPr>
+              <w:t xml:space="preserve">; kế hoạch quý/năm đã ban hành; văn bản chỉ đạo, kết luận giao ban.</w:t>
             </w:r>
           </w:p>
         </w:tc>

--- a/30-Ket-Qua/2026-09-29/Soan-Thao/HD_Huong-dan-chi-tiet-su-dung-KTC-Quan-tri_20260929_v8_ban-sach.docx
+++ b/30-Ket-Qua/2026-09-29/Soan-Thao/HD_Huong-dan-chi-tiet-su-dung-KTC-Quan-tri_20260929_v8_ban-sach.docx
@@ -888,7 +888,13 @@
     </w:p>
     <w:p>
       <w:r>
-        <w:t xml:space="preserve">KTC-Quan-tri là bộ công cụ trí tuệ nhân tạo hỗ trợ chu trình quản trị nhiệm vụ khép kín của Trường: kế hoạch - giao việc - theo dõi - kết quả, minh chứng - báo cáo - đánh giá. Bộ công cụ dùng chung kho KTC-Database, </w:t>
+        <w:t xml:space="preserve">KTC-Quan-tri là bộ công cụ trí tuệ nhân tạo hỗ trợ chu trình quản trị nhiệm vụ khép kín của Trường: </w:t>
+      </w:r>
+      <w:r>
+        <w:t xml:space="preserve">K</w:t>
+      </w:r>
+      <w:r>
+        <w:t xml:space="preserve">ế hoạch - giao việc - theo dõi - kết quả, minh chứng - báo cáo - đánh giá. Bộ công cụ dùng chung kho KTC-Database, </w:t>
       </w:r>
       <w:r>
         <w:t xml:space="preserve">mẫu Phụ lục Thông báo số 736/TB-CĐKT ngày 25/6/2026, 6 trục kết quả trọng tâm theo Thông báo số 817/TB-CĐKT ngày 14/7/2026 và</w:t>
@@ -1744,7 +1750,19 @@
     </w:p>
     <w:p>
       <w:r>
-        <w:t>Các công cụ AI nhà trường đã hướng dẫn trước đây là skill đơn lẻ: một tệp hướng dẫn SKILL.md kèm tài liệu tham chiếu, AI đọc và làm theo. KTC-Quan-tri là plugin: một gói tích hợp nhiều skill cùng các thành phần tự động và công cụ tính toán, cài một lần là dùng được các thành phần mà từng nền tảng hỗ trợ (Mục 2 Phần này).</w:t>
+        <w:t xml:space="preserve">Các công cụ AI nhà trường đã hướng dẫn trước đây là skill đơn lẻ: </w:t>
+      </w:r>
+      <w:r>
+        <w:t xml:space="preserve">M</w:t>
+      </w:r>
+      <w:r>
+        <w:t xml:space="preserve">ột tệp hướng dẫn SKILL.md kèm tài liệu tham chiếu, AI đọc và làm theo. KTC-Quan-tri là plugin: </w:t>
+      </w:r>
+      <w:r>
+        <w:t xml:space="preserve">M</w:t>
+      </w:r>
+      <w:r>
+        <w:t xml:space="preserve">ột gói tích hợp nhiều skill cùng các thành phần tự động và công cụ tính toán, cài một lần là dùng được các thành phần mà từng nền tảng hỗ trợ (Mục 2 Phần này).</w:t>
       </w:r>
     </w:p>
     <w:tbl>
@@ -1931,7 +1949,19 @@
               <w:rPr>
                 <w:sz w:val="24"/>
               </w:rPr>
-              <w:t>Chạy độc lập với phiên soạn thảo, như một người kiểm tra thứ hai: kiểm hồ sơ đơn vị nộp; tra cứu căn cứ; kiểm tra sản phẩm trước khi giao; quét hiệu lực văn bản viện dẫn; kiểm minh chứng; tự học; đề xuất cải tiến.</w:t>
+              <w:t xml:space="preserve">Chạy độc lập với phiên soạn thảo, như một người kiểm tra thứ hai: </w:t>
+            </w:r>
+            <w:r>
+              <w:rPr>
+                <w:sz w:val="24"/>
+              </w:rPr>
+              <w:t xml:space="preserve">K</w:t>
+            </w:r>
+            <w:r>
+              <w:rPr>
+                <w:sz w:val="24"/>
+              </w:rPr>
+              <w:t xml:space="preserve">iểm hồ sơ đơn vị nộp; tra cứu căn cứ; kiểm tra sản phẩm trước khi giao; quét hiệu lực văn bản viện dẫn; kiểm minh chứng; tự học; đề xuất cải tiến.</w:t>
             </w:r>
           </w:p>
         </w:tc>
@@ -1986,37 +2016,85 @@
               <w:rPr>
                 <w:sz w:val="24"/>
               </w:rPr>
-              <w:t xml:space="preserve">Tự chạy khi mở, kết thúc phiên và sau khi tạo tệp: in phiên bản và tự thử thao tác chặn ghi; chặn thao tác ghi, xóa đã nhận dạng được </w:t>
+              <w:t xml:space="preserve">Tự chạy khi mở, kết thúc phiên và sau khi tạo tệp: </w:t>
             </w:r>
             <w:r>
               <w:rPr>
                 <w:sz w:val="24"/>
               </w:rPr>
+              <w:t xml:space="preserve">I</w:t>
+            </w:r>
+            <w:r>
+              <w:rPr>
+                <w:sz w:val="24"/>
+              </w:rPr>
+              <w:t xml:space="preserve">n phiên bản và tự thử thao tác chặn ghi; chặn thao tác ghi, xóa đã nhận dạng được </w:t>
+            </w:r>
+            <w:r>
+              <w:rPr>
+                <w:sz w:val="24"/>
+              </w:rPr>
               <w:t xml:space="preserve">vào kho KTC-Database, 03-Templates(1), 04-Good-Documents, kể cả thao tác không xác định được nơi ghi;</w:t>
             </w:r>
             <w:r>
               <w:rPr>
                 <w:sz w:val="24"/>
               </w:rPr>
-              <w:t xml:space="preserve"> đo thể thức tệp vừa tạo; ghi nhật ký vận hành: mặc định chỉ ghi thông tin mô tả, không ghi nội dung lời nhắn, câu lệnh; nội dung chỉ được ghi khi người dùng mở đầu lời nhắn bằng #học hoặc tự đặt biến KTC_NHAT_KY_NOI_DUNG=1 trên máy mình; nhật ký tự xóa sau 30 ngày. Từ phiên bản 1.3.0 </w:t>
+              <w:t xml:space="preserve"> đo thể thức tệp vừa tạo; ghi nhật ký vận hành: </w:t>
             </w:r>
             <w:r>
               <w:rPr>
                 <w:sz w:val="24"/>
               </w:rPr>
-              <w:t xml:space="preserve">(không ghi câu lệnh: từ 1.3.1; chặn thao tác không xác định được nơi ghi: từ 1.3.2)</w:t>
+              <w:t xml:space="preserve">M</w:t>
             </w:r>
             <w:r>
               <w:rPr>
                 <w:sz w:val="24"/>
               </w:rPr>
+              <w:t xml:space="preserve">ặc định chỉ ghi thông tin mô tả, không ghi nội dung lời nhắn, câu lệnh; nội dung chỉ được ghi khi người dùng mở đầu lời nhắn bằng #học hoặc tự đặt biến KTC_NHAT_KY_NOI_DUNG=1 trên máy mình; nhật ký tự xóa sau 30 ngày. Từ phiên bản 1.3.0 </w:t>
+            </w:r>
+            <w:r>
+              <w:rPr>
+                <w:sz w:val="24"/>
+              </w:rPr>
+              <w:t xml:space="preserve">(không ghi câu lệnh: </w:t>
+            </w:r>
+            <w:r>
+              <w:rPr>
+                <w:sz w:val="24"/>
+              </w:rPr>
+              <w:t xml:space="preserve">T</w:t>
+            </w:r>
+            <w:r>
+              <w:rPr>
+                <w:sz w:val="24"/>
+              </w:rPr>
+              <w:t xml:space="preserve">ừ 1.3.1; chặn thao tác không xác định được nơi ghi: </w:t>
+            </w:r>
+            <w:r>
+              <w:rPr>
+                <w:sz w:val="24"/>
+              </w:rPr>
+              <w:t xml:space="preserve">T</w:t>
+            </w:r>
+            <w:r>
+              <w:rPr>
+                <w:sz w:val="24"/>
+              </w:rPr>
+              <w:t xml:space="preserve">ừ 1.3.2)</w:t>
+            </w:r>
+            <w:r>
+              <w:rPr>
+                <w:sz w:val="24"/>
+              </w:rPr>
               <w:t xml:space="preserve">; chạy trên Claude Code (đã kiểm thử) và Cowork (theo tài liệu nhà cung cấp, chưa nghiệm thu). Thao tác chặn ghi là biện pháp hỗ trợ: </w:t>
             </w:r>
             <w:r>
               <w:rPr>
                 <w:sz w:val="24"/>
               </w:rPr>
-              <w:t xml:space="preserve">không nhận dạng được lệnh đã mã hóa, biến hoặc liên kết đặt từ trước, chương trình viết sẵn trong tệp, không chạy khi máy thiếu Python</w:t>
+              <w:t xml:space="preserve">Không nhận dạng được lệnh đã mã hóa, biến hoặc liên kết đặt từ trước, chương trình viết sẵn trong tệp, không chạy khi máy thiếu Python</w:t>
             </w:r>
             <w:r>
               <w:rPr>
@@ -2476,7 +2554,19 @@
               <w:rPr>
                 <w:sz w:val="22"/>
               </w:rPr>
-              <w:t>Toàn bộ: kỹ năng, tác tử, thao tác tự động, công cụ tính toán, nhật ký tự học.</w:t>
+              <w:t xml:space="preserve">Toàn bộ: </w:t>
+            </w:r>
+            <w:r>
+              <w:rPr>
+                <w:sz w:val="22"/>
+              </w:rPr>
+              <w:t xml:space="preserve">K</w:t>
+            </w:r>
+            <w:r>
+              <w:rPr>
+                <w:sz w:val="22"/>
+              </w:rPr>
+              <w:t xml:space="preserve">ỹ năng, tác tử, thao tác tự động, công cụ tính toán, nhật ký tự học.</w:t>
             </w:r>
           </w:p>
         </w:tc>
@@ -2499,7 +2589,19 @@
               <w:rPr>
                 <w:sz w:val="22"/>
               </w:rPr>
-              <w:t>Phòng TH-HC&amp;QT: tổng hợp, kiểm tra cấp Trường; đo thể thức thật của tệp Word; theo dõi thay đổi (Track Changes); cập nhật Bộ công cụ.</w:t>
+              <w:t xml:space="preserve">Phòng TH-HC&amp;QT: </w:t>
+            </w:r>
+            <w:r>
+              <w:rPr>
+                <w:sz w:val="22"/>
+              </w:rPr>
+              <w:t xml:space="preserve">T</w:t>
+            </w:r>
+            <w:r>
+              <w:rPr>
+                <w:sz w:val="22"/>
+              </w:rPr>
+              <w:t xml:space="preserve">ổng hợp, kiểm tra cấp Trường; đo thể thức thật của tệp Word; theo dõi thay đổi (Track Changes); cập nhật Bộ công cụ.</w:t>
             </w:r>
           </w:p>
         </w:tc>
@@ -2576,7 +2678,7 @@
       </w:pPr>
       <w:r>
         <w:rPr/>
-        <w:t xml:space="preserve">Kết quả nghiệm thu gắn với phiên bản, mô hình đã chạy. Trên Claude Code ngày 29/9/2026, bản 1.3.13: Claude Opus 5.5, 15 ca: 14/15 ca đạt cả 2 lượt, 29/30 lượt đạt; Claude Sonnet 5 và Claude Haiku 4.5, 03 ca đại diện (câu lệnh ẩn trong dữ liệu, thiếu nguồn vẫn đòi làm, dùng mẫu làm căn cứ): Sonnet 3/3 ca đạt cả 2 lượt, 6/6 lượt đạt; Haiku 2/3 ca đạt cả 2 lượt, 4/6 lượt đạt — Haiku 4.5 trượt 2/2 lượt ca dùng mẫu làm căn cứ: nhận thêm “Checklist 07” làm căn cứ khi có dự thảo, không cảnh báo lỗi Mức 1 (Sonnet 5, Opus 5.5 đều từ chối đúng); không dùng Claude Haiku 4.5 để soạn văn bản, phần căn cứ. Dùng mô hình khác, hoặc trên Claude (trò chuyện), Cowork khi chưa có biên bản, thì kết quả chưa được nghiệm thu; ghi mô hình đang dùng vào phiếu nghiệm thu, báo cáo thí điểm.</w:t>
+        <w:t xml:space="preserve">Kết quả nghiệm thu gắn với phiên bản, mô hình đã chạy. Trên Claude Code ngày 29/9/2026, bản 1.3.13: Claude Opus 5.5, 15 ca: 14/15 ca đạt cả 2 lượt, 29/30 lượt đạt; Claude Sonnet 5 và Claude Haiku 4.5, 03 ca đại diện (câu lệnh ẩn trong dữ liệu, thiếu nguồn vẫn đòi làm, dùng mẫu làm căn cứ): Sonnet 3/3 ca đạt cả 2 lượt, 6/6 lượt đạt; Haiku 2/3 ca đạt cả 2 lượt, 4/6 lượt đạt — Haiku 4.5 trượt 2/2 lượt ca dùng mẫu làm căn cứ: Nhận thêm “Checklist 07” làm căn cứ khi có dự thảo, không cảnh báo lỗi Mức 1 (Sonnet 5, Opus 5.5 đều từ chối đúng); không dùng Claude Haiku 4.5 để soạn văn bản, phần căn cứ. Dùng mô hình khác, hoặc trên Claude (trò chuyện), Cowork khi chưa có biên bản, thì kết quả chưa được nghiệm thu; ghi mô hình đang dùng vào phiếu nghiệm thu, báo cáo thí điểm.</w:t>
       </w:r>
     </w:p>
     <w:p/>
@@ -2841,7 +2943,19 @@
               <w:rPr>
                 <w:sz w:val="24"/>
               </w:rPr>
-              <w:t>Bắt buộc đối chiếu trước khi cài: mã SHA-256 của tệp tải về phải trùng mã do Phòng TH-HC&amp;QT công bố kèm ghi chú phát hành; không trùng thì không cài, báo Phòng TH-HC&amp;QT.</w:t>
+              <w:t xml:space="preserve">Bắt buộc đối chiếu trước khi cài: </w:t>
+            </w:r>
+            <w:r>
+              <w:rPr>
+                <w:sz w:val="24"/>
+              </w:rPr>
+              <w:t xml:space="preserve">M</w:t>
+            </w:r>
+            <w:r>
+              <w:rPr>
+                <w:sz w:val="24"/>
+              </w:rPr>
+              <w:t xml:space="preserve">ã SHA-256 của tệp tải về phải trùng mã do Phòng TH-HC&amp;QT công bố kèm ghi chú phát hành; không trùng thì không cài, báo Phòng TH-HC&amp;QT.</w:t>
             </w:r>
           </w:p>
         </w:tc>
@@ -2884,7 +2998,13 @@
         <w:t xml:space="preserve">Điều kiện: </w:t>
       </w:r>
       <w:r>
-        <w:t>tài khoản Chủ sở hữu (Owner hoặc Primary Owner); Cowork và Skills đã được bật cho tổ chức.</w:t>
+        <w:t xml:space="preserve"/>
+      </w:r>
+      <w:r>
+        <w:t xml:space="preserve">T</w:t>
+      </w:r>
+      <w:r>
+        <w:t xml:space="preserve">ài khoản Chủ sở hữu (Owner hoặc Primary Owner); Cowork và Skills đã được bật cho tổ chức.</w:t>
       </w:r>
     </w:p>
     <w:p>
@@ -2928,7 +3048,19 @@
         <w:t xml:space="preserve">Bước 4 - cập nhật: </w:t>
       </w:r>
       <w:r>
-        <w:t>gỡ phiên bản cũ trước, tải phiên bản mới, thông báo người dùng mở cuộc hội thoại mới. Không để song song hai phiên bản. Phiên bản mới phát sinh lỗi: gỡ phiên bản đó, cài lại phiên bản liền trước do Phòng TH-HC&amp;QT lưu giữ (kèm mã SHA-256), báo Phòng TH-HC&amp;QT.</w:t>
+        <w:t xml:space="preserve"/>
+      </w:r>
+      <w:r>
+        <w:t xml:space="preserve">G</w:t>
+      </w:r>
+      <w:r>
+        <w:t xml:space="preserve">ỡ phiên bản cũ trước, tải phiên bản mới, thông báo người dùng mở cuộc hội thoại mới. Không để song song hai phiên bản. Phiên bản mới phát sinh lỗi: </w:t>
+      </w:r>
+      <w:r>
+        <w:t xml:space="preserve">G</w:t>
+      </w:r>
+      <w:r>
+        <w:t xml:space="preserve">ỡ phiên bản đó, cài lại phiên bản liền trước do Phòng TH-HC&amp;QT lưu giữ (kèm mã SHA-256), báo Phòng TH-HC&amp;QT.</w:t>
       </w:r>
     </w:p>
     <w:p>
@@ -2938,7 +3070,13 @@
     </w:p>
     <w:p>
       <w:r>
-        <w:t>Bước 5 - kiểm kê trước thí điểm: lập bảng kiểm kê các phiên bản plugin, kỹ năng KTC đang có ở cấp tổ chức (tên, phiên bản, mã SHA-256, chế độ phân phối, trạng thái bật, ngày thu hồi); chuyển phiên bản cũ sang chế độ “Not available”. Tắt ở một máy không có nghĩa là đã gỡ ở cấp tổ chức.</w:t>
+        <w:t xml:space="preserve">Bước 5 - kiểm kê trước thí điểm: </w:t>
+      </w:r>
+      <w:r>
+        <w:t xml:space="preserve">L</w:t>
+      </w:r>
+      <w:r>
+        <w:t xml:space="preserve">ập bảng kiểm kê các phiên bản plugin, kỹ năng KTC đang có ở cấp tổ chức (tên, phiên bản, mã SHA-256, chế độ phân phối, trạng thái bật, ngày thu hồi); chuyển phiên bản cũ sang chế độ “Not available”. Tắt ở một máy không có nghĩa là đã gỡ ở cấp tổ chức.</w:t>
       </w:r>
     </w:p>
     <w:p>
@@ -2993,7 +3131,13 @@
         <w:t xml:space="preserve">Bước 4: </w:t>
       </w:r>
       <w:r>
-        <w:t>Mở cuộc hội thoại mới, gõ “/” hoặc bấm “+”: danh sách phải có các kỹ năng của KTC-Quan-tri.</w:t>
+        <w:t xml:space="preserve">Mở cuộc hội thoại mới, gõ “/” hoặc bấm “+”: </w:t>
+      </w:r>
+      <w:r>
+        <w:t xml:space="preserve">D</w:t>
+      </w:r>
+      <w:r>
+        <w:t xml:space="preserve">anh sách phải có các kỹ năng của KTC-Quan-tri.</w:t>
       </w:r>
     </w:p>
     <w:p>
@@ -3026,7 +3170,13 @@
         <w:t xml:space="preserve">Cách 2 - từng kỹ năng: </w:t>
       </w:r>
       <w:r>
-        <w:t>khi không tải được plugin, vào Customize &gt; Skills, tải lên từng tệp .skill cần dùng, bật công tắc của từng kỹ năng. Cách này chỉ có kỹ năng, không có tác tử kiểm tra và thao tác tự động.</w:t>
+        <w:t xml:space="preserve"/>
+      </w:r>
+      <w:r>
+        <w:t xml:space="preserve">K</w:t>
+      </w:r>
+      <w:r>
+        <w:t xml:space="preserve">hi không tải được plugin, vào Customize &gt; Skills, tải lên từng tệp .skill cần dùng, bật công tắc của từng kỹ năng. Cách này chỉ có kỹ năng, không có tác tử kiểm tra và thao tác tự động.</w:t>
       </w:r>
     </w:p>
     <w:p>
@@ -3053,7 +3203,13 @@
         <w:t xml:space="preserve">Tự đồng bộ: </w:t>
       </w:r>
       <w:r>
-        <w:t>khi đăng nhập Claude Code bằng tài khoản Team, plugin do tổ chức đặt “Installed by default” hoặc “Required” tự đồng bộ về máy (theo tài liệu “Use plugins in Claude” của Anthropic).</w:t>
+        <w:t xml:space="preserve"/>
+      </w:r>
+      <w:r>
+        <w:t xml:space="preserve">K</w:t>
+      </w:r>
+      <w:r>
+        <w:t xml:space="preserve">hi đăng nhập Claude Code bằng tài khoản Team, plugin do tổ chức đặt “Installed by default” hoặc “Required” tự đồng bộ về máy (theo tài liệu “Use plugins in Claude” của Anthropic).</w:t>
       </w:r>
     </w:p>
     <w:p>
@@ -3064,7 +3220,13 @@
         <w:t xml:space="preserve">Cài từ tệp: </w:t>
       </w:r>
       <w:r>
-        <w:t>giải nén tệp plugin vào một thư mục marketplace, gõ lệnh /plugin marketplace add &lt;thư mục&gt; rồi /plugin install ktc-quan-tri@&lt;tên marketplace&gt;; mở phiên mới.</w:t>
+        <w:t xml:space="preserve"/>
+      </w:r>
+      <w:r>
+        <w:t xml:space="preserve">G</w:t>
+      </w:r>
+      <w:r>
+        <w:t xml:space="preserve">iải nén tệp plugin vào một thư mục marketplace, gõ lệnh /plugin marketplace add &lt;thư mục&gt; rồi /plugin install ktc-quan-tri@&lt;tên marketplace&gt;; mở phiên mới.</w:t>
       </w:r>
     </w:p>
     <w:p>
@@ -3075,7 +3237,19 @@
         <w:t xml:space="preserve">Kiểm tra: </w:t>
       </w:r>
       <w:r>
-        <w:t>đầu phiên hiện dòng “KTC-Quan-tri Plugin &lt;phiên bản&gt; — SessionStart doctor”, đủ 8 kỹ năng và dòng “guard: HOẠT ĐỘNG”; nếu không hiện dòng “guard: HOẠT ĐỘNG” (hiện “CHƯA HOẠT ĐỘNG”, hoặc cả phần kiểm tra đầu phiên không hiện do máy không có Python) thì không coi là có bảo vệ ghi kho dữ liệu: chỉ dùng Bộ công cụ để đọc, soạn nháp trong khung trò chuyện, không để AI ghi, sửa tệp trên máy, báo Phòng TH-HC&amp;QT.</w:t>
+        <w:t xml:space="preserve"/>
+      </w:r>
+      <w:r>
+        <w:t xml:space="preserve">Đ</w:t>
+      </w:r>
+      <w:r>
+        <w:t xml:space="preserve">ầu phiên hiện dòng “KTC-Quan-tri Plugin &lt;phiên bản&gt; — SessionStart doctor”, đủ 8 kỹ năng và dòng “guard: HOẠT ĐỘNG”; nếu không hiện dòng “guard: HOẠT ĐỘNG” (hiện “CHƯA HOẠT ĐỘNG”, hoặc cả phần kiểm tra đầu phiên không hiện do máy không có Python) thì không coi là có bảo vệ ghi kho dữ liệu: </w:t>
+      </w:r>
+      <w:r>
+        <w:t xml:space="preserve">C</w:t>
+      </w:r>
+      <w:r>
+        <w:t xml:space="preserve">hỉ dùng Bộ công cụ để đọc, soạn nháp trong khung trò chuyện, không để AI ghi, sửa tệp trên máy, báo Phòng TH-HC&amp;QT.</w:t>
       </w:r>
     </w:p>
     <w:p>
@@ -3083,7 +3257,19 @@
         <w:rPr>
           <w:b/>
         </w:rPr>
-        <w:t xml:space="preserve">Khi Claude báo “KTC-Quan-tri guard: CHẶN …”: không tìm cách khác để ghi vào kho KTC-Database, 03-Templates(1), 04-Good-Documents; ghi sản phẩm vào thư mục kết quả; cần sửa kho thì lập đề xuất gửi Phòng TH-HC&amp;QT.</w:t>
+        <w:t xml:space="preserve">Khi Claude báo “KTC-Quan-tri guard: CHẶN …”: </w:t>
+      </w:r>
+      <w:r>
+        <w:rPr>
+          <w:b/>
+        </w:rPr>
+        <w:t xml:space="preserve">K</w:t>
+      </w:r>
+      <w:r>
+        <w:rPr>
+          <w:b/>
+        </w:rPr>
+        <w:t xml:space="preserve">hông tìm cách khác để ghi vào kho KTC-Database, 03-Templates(1), 04-Good-Documents; ghi sản phẩm vào thư mục kết quả; cần sửa kho thì lập đề xuất gửi Phòng TH-HC&amp;QT.</w:t>
       </w:r>
       <w:r>
         <w:rPr>
@@ -3112,7 +3298,19 @@
         <w:rPr>
           <w:b/>
         </w:rPr>
-        <w:t xml:space="preserve">Kết nối thư mục đầu vào, đầu ra (Cowork, tài khoản thành viên; từ phiên bản 1.3.5): (1) tạo một thư mục trên máy, ví dụ Documents/KTC-&lt;mã đơn vị&gt;, chọn làm thư mục làm việc khi mở phiên Cowork (Claude Code: mở phiên trong thư mục đó); (2) gõ yêu cầu “kết nối thư mục KTC cho đơn vị &lt;mã đơn vị&gt;” (mã theo bảng 11 mã chuẩn, ví dụ P-TCCB, K-KTCN). Bộ công cụ tạo thư mục 10-Dau-Vao (đặt tệp cần xử lý), 30-Ket-Qua (nơi lưu sản phẩm), tệp 00-HUONG-DAN.md và tệp đánh dấu KTC-THU-MUC-LAM-VIEC.json (không xóa); (3) các phiên sau chọn lại thư mục này, đầu phiên hiện dòng “thư mục làm việc đơn vị &lt;mã&gt;”. Bộ công cụ đọc tệp trong 10-Dau-Vao, lưu sản phẩm vào 30-Ket-Qua theo ngày, loại, tên chuẩn &lt;mã đơn vị&gt;_&lt;loại&gt;_&lt;kỳ&gt;_v&lt;N&gt; và tự đo thể thức; không sửa tệp gốc, không tự gửi — người dùng kiểm tra rồi tự gửi về Phòng TH-HC&amp;QT.</w:t>
+        <w:t xml:space="preserve">Kết nối thư mục đầu vào, đầu ra (Cowork, tài khoản thành viên; từ phiên bản 1.3.5): (1) tạo một thư mục trên máy, ví dụ Documents/KTC-&lt;mã đơn vị&gt;, chọn làm thư mục làm việc khi mở phiên Cowork (Claude Code: </w:t>
+      </w:r>
+      <w:r>
+        <w:rPr>
+          <w:b/>
+        </w:rPr>
+        <w:t xml:space="preserve">M</w:t>
+      </w:r>
+      <w:r>
+        <w:rPr>
+          <w:b/>
+        </w:rPr>
+        <w:t xml:space="preserve">ở phiên trong thư mục đó); (2) gõ yêu cầu “kết nối thư mục KTC cho đơn vị &lt;mã đơn vị&gt;” (mã theo bảng 11 mã chuẩn, ví dụ P-TCCB, K-KTCN). Bộ công cụ tạo thư mục 10-Dau-Vao (đặt tệp cần xử lý), 30-Ket-Qua (nơi lưu sản phẩm), tệp 00-HUONG-DAN.md và tệp đánh dấu KTC-THU-MUC-LAM-VIEC.json (không xóa); (3) các phiên sau chọn lại thư mục này, đầu phiên hiện dòng “thư mục làm việc đơn vị &lt;mã&gt;”. Bộ công cụ đọc tệp trong 10-Dau-Vao, lưu sản phẩm vào 30-Ket-Qua theo ngày, loại, tên chuẩn &lt;mã đơn vị&gt;_&lt;loại&gt;_&lt;kỳ&gt;_v&lt;N&gt; và tự đo thể thức; không sửa tệp gốc, không tự gửi — người dùng kiểm tra rồi tự gửi về Phòng TH-HC&amp;QT.</w:t>
       </w:r>
     </w:p>
     <w:p>
@@ -3123,7 +3321,31 @@
         <w:rPr>
           <w:b/>
         </w:rPr>
-        <w:t xml:space="preserve">Kho KTC-Database: kết nối thư mục không thay quyền đọc kho. Kho được chia sẻ trên Google Drive: thêm lối tắt “KTC-Database” vào Drive của tôi (Google Drive for Desktop) để Bộ công cụ đọc được; đầu phiên hiện dòng “KTC-Database: &lt;đường dẫn&gt;”. Không đọc được kho thì văn bản cần căn cứ chỉ ở mức bản nháp.</w:t>
+        <w:t xml:space="preserve">Kho KTC-Database: </w:t>
+      </w:r>
+      <w:r>
+        <w:rPr>
+          <w:b/>
+        </w:rPr>
+        <w:t xml:space="preserve">K</w:t>
+      </w:r>
+      <w:r>
+        <w:rPr>
+          <w:b/>
+        </w:rPr>
+        <w:t xml:space="preserve">ết nối thư mục không thay quyền đọc kho. Kho được chia sẻ trên Google Drive: </w:t>
+      </w:r>
+      <w:r>
+        <w:rPr>
+          <w:b/>
+        </w:rPr>
+        <w:t xml:space="preserve">T</w:t>
+      </w:r>
+      <w:r>
+        <w:rPr>
+          <w:b/>
+        </w:rPr>
+        <w:t xml:space="preserve">hêm lối tắt “KTC-Database” vào Drive của tôi (Google Drive for Desktop) để Bộ công cụ đọc được; đầu phiên hiện dòng “KTC-Database: &lt;đường dẫn&gt;”. Không đọc được kho thì văn bản cần căn cứ chỉ ở mức bản nháp.</w:t>
       </w:r>
     </w:p>
     <w:p>
@@ -3134,7 +3356,19 @@
         <w:rPr>
           <w:b/>
         </w:rPr>
-        <w:t xml:space="preserve">Plugin tự đủ (từ phiên bản 1.3.9): kỹ năng, công cụ, mẫu cần dùng đều nằm trong tệp plugin. Trên Cowork, nếu Claude đề nghị thêm thư mục dự án KTC-Quan-tri vào phiên thì từ chối và báo Phòng TH-HC&amp;QT.</w:t>
+        <w:t xml:space="preserve">Plugin tự đủ (từ phiên bản 1.3.9): </w:t>
+      </w:r>
+      <w:r>
+        <w:rPr>
+          <w:b/>
+        </w:rPr>
+        <w:t xml:space="preserve">K</w:t>
+      </w:r>
+      <w:r>
+        <w:rPr>
+          <w:b/>
+        </w:rPr>
+        <w:t xml:space="preserve">ỹ năng, công cụ, mẫu cần dùng đều nằm trong tệp plugin. Trên Cowork, nếu Claude đề nghị thêm thư mục dự án KTC-Quan-tri vào phiên thì từ chối và báo Phòng TH-HC&amp;QT.</w:t>
       </w:r>
     </w:p>
     <w:p>
@@ -3454,7 +3688,19 @@
               <w:rPr>
                 <w:sz w:val="24"/>
               </w:rPr>
-              <w:t>Mục Skills: tải lên tệp .zip hoặc SKILL.md của từng kỹ năng.</w:t>
+              <w:t xml:space="preserve">Mục Skills: </w:t>
+            </w:r>
+            <w:r>
+              <w:rPr>
+                <w:sz w:val="24"/>
+              </w:rPr>
+              <w:t xml:space="preserve">T</w:t>
+            </w:r>
+            <w:r>
+              <w:rPr>
+                <w:sz w:val="24"/>
+              </w:rPr>
+              <w:t xml:space="preserve">ải lên tệp .zip hoặc SKILL.md của từng kỹ năng.</w:t>
             </w:r>
           </w:p>
         </w:tc>
@@ -3648,7 +3894,13 @@
         <w:pStyle w:val="ListNumber"/>
       </w:pPr>
       <w:r>
-        <w:t>Xử lý kết quả: sửa LỖI trước, xem xét CẢNH BÁO; giải trình khi AI thiếu ngữ cảnh, không tiếp thu máy móc.</w:t>
+        <w:t xml:space="preserve">Xử lý kết quả: </w:t>
+      </w:r>
+      <w:r>
+        <w:t xml:space="preserve">S</w:t>
+      </w:r>
+      <w:r>
+        <w:t xml:space="preserve">ửa LỖI trước, xem xét CẢNH BÁO; giải trình khi AI thiếu ngữ cảnh, không tiếp thu máy móc.</w:t>
       </w:r>
     </w:p>
     <w:p>
@@ -3707,7 +3959,19 @@
               <w:rPr>
                 <w:sz w:val="26"/>
               </w:rPr>
-              <w:t>Không đọc được KTC-Database, thiếu kế hoạch cùng kỳ khi lập báo cáo, có số liệu không truy ngược được về nhiệm vụ và minh chứng, bảng kiểm còn LỖI, hoặc kết quả có trạng thái khác “DAT”, “DAT_CO_DIEU_KIEN” (kể cả bản nháp có nhãn “BẢN NHÁP – CHƯA ĐỐI CHIẾU DỮ LIỆU GỐC”): chưa gửi, chưa trình. Kết quả có mã “DOI_CHIEU_GAN_DUNG” thì đơn vị đối chiếu lại với dữ liệu gốc và Lãnh đạo đơn vị kiểm tra thủ công trước khi ký.</w:t>
+              <w:t xml:space="preserve">Không đọc được KTC-Database, thiếu kế hoạch cùng kỳ khi lập báo cáo, có số liệu không truy ngược được về nhiệm vụ và minh chứng, bảng kiểm còn LỖI, hoặc kết quả có trạng thái khác “DAT”, “DAT_CO_DIEU_KIEN” (kể cả bản nháp có nhãn “BẢN NHÁP – CHƯA ĐỐI CHIẾU DỮ LIỆU GỐC”): </w:t>
+            </w:r>
+            <w:r>
+              <w:rPr>
+                <w:sz w:val="26"/>
+              </w:rPr>
+              <w:t xml:space="preserve">C</w:t>
+            </w:r>
+            <w:r>
+              <w:rPr>
+                <w:sz w:val="26"/>
+              </w:rPr>
+              <w:t xml:space="preserve">hưa gửi, chưa trình. Kết quả có mã “DOI_CHIEU_GAN_DUNG” thì đơn vị đối chiếu lại với dữ liệu gốc và Lãnh đạo đơn vị kiểm tra thủ công trước khi ký.</w:t>
             </w:r>
           </w:p>
         </w:tc>
@@ -3724,7 +3988,19 @@
     </w:p>
     <w:p>
       <w:r>
-        <w:t>Mỗi kết quả kết thúc bằng khối gồm: trạng thái; nguồn đã đối chiếu; kiểm tra đã chạy; kiểm tra chưa chạy; mã cảnh báo; việc người có thẩm quyền quyết định. Trạng thái: DAT, DAT_CO_DIEU_KIEN - được dùng làm cơ sở để người lập, Lãnh đạo đơn vị kiểm tra, hoàn thiện sản phẩm chính thức; CAN_BO_SUNG, CAN_XAC_MINH - chỉ là bản nháp; DUNG - không có sản phẩm; KHONG_DAT - sản phẩm được kiểm tra nhưng không đạt. Kết quả không có khối này là dấu hiệu kỹ năng chưa được kích hoạt: gọi lại đích danh kỹ năng (gõ “/”), không dùng kết quả đó làm cơ sở.</w:t>
+        <w:t xml:space="preserve">Mỗi kết quả kết thúc bằng khối gồm: </w:t>
+      </w:r>
+      <w:r>
+        <w:t xml:space="preserve">T</w:t>
+      </w:r>
+      <w:r>
+        <w:t xml:space="preserve">rạng thái; nguồn đã đối chiếu; kiểm tra đã chạy; kiểm tra chưa chạy; mã cảnh báo; việc người có thẩm quyền quyết định. Trạng thái: DAT, DAT_CO_DIEU_KIEN - được dùng làm cơ sở để người lập, Lãnh đạo đơn vị kiểm tra, hoàn thiện sản phẩm chính thức; CAN_BO_SUNG, CAN_XAC_MINH - chỉ là bản nháp; DUNG - không có sản phẩm; KHONG_DAT - sản phẩm được kiểm tra nhưng không đạt. Kết quả không có khối này là dấu hiệu kỹ năng chưa được kích hoạt: </w:t>
+      </w:r>
+      <w:r>
+        <w:t xml:space="preserve">G</w:t>
+      </w:r>
+      <w:r>
+        <w:t xml:space="preserve">ọi lại đích danh kỹ năng (gõ “/”), không dùng kết quả đó làm cơ sở.</w:t>
       </w:r>
     </w:p>
     <w:p>
@@ -3747,7 +4023,13 @@
         <w:t xml:space="preserve">Khi kết luận trái nhau: </w:t>
       </w:r>
       <w:r>
-        <w:t>kết luận của kỹ năng, tác tử kiểm tra hoặc bước rà soát bằng Skill “ktc-ra-soat-897” có thể khác nhau. Bộ công cụ nêu đủ các bên kèm căn cứ, ghi trạng thái CAN_XAC_MINH, không tự chọn theo đa số; người có thẩm quyền quyết định và ghi lại giá trị cũ, lý do, căn cứ, người quyết định, thời gian, giá trị mới. Còn vấn đề Mức 1 theo bất kỳ bên nào thì chưa trình ký.</w:t>
+        <w:t xml:space="preserve"/>
+      </w:r>
+      <w:r>
+        <w:t xml:space="preserve">K</w:t>
+      </w:r>
+      <w:r>
+        <w:t xml:space="preserve">ết luận của kỹ năng, tác tử kiểm tra hoặc bước rà soát bằng Skill “ktc-ra-soat-897” có thể khác nhau. Bộ công cụ nêu đủ các bên kèm căn cứ, ghi trạng thái CAN_XAC_MINH, không tự chọn theo đa số; người có thẩm quyền quyết định và ghi lại giá trị cũ, lý do, căn cứ, người quyết định, thời gian, giá trị mới. Còn vấn đề Mức 1 theo bất kỳ bên nào thì chưa trình ký.</w:t>
       </w:r>
     </w:p>
     <w:p>
@@ -3776,7 +4058,13 @@
     </w:p>
     <w:p>
       <w:r>
-        <w:t>- Tệp dài (hàng trăm trang, nhiều phụ lục): tách theo phần hoặc phụ lục, hoặc nêu rõ phần cần xử lý (ví dụ “chỉ kiểm Phụ lục IIb”).</w:t>
+        <w:t xml:space="preserve">- Tệp dài (hàng trăm trang, nhiều phụ lục): </w:t>
+      </w:r>
+      <w:r>
+        <w:t xml:space="preserve">T</w:t>
+      </w:r>
+      <w:r>
+        <w:t xml:space="preserve">ách theo phần hoặc phụ lục, hoặc nêu rõ phần cần xử lý (ví dụ “chỉ kiểm Phụ lục IIb”).</w:t>
       </w:r>
     </w:p>
     <w:p>
@@ -4111,7 +4399,13 @@
     </w:p>
     <w:p>
       <w:r>
-        <w:t>Cách dùng: chọn lệnh rút gọn khi hồ sơ đã rõ; chọn lệnh đầy đủ khi việc quan trọng, nhiều đơn vị hoặc cần kiểm soát đầu ra chặt chẽ. Điền nội dung trong [ ].</w:t>
+        <w:t xml:space="preserve">Cách dùng: </w:t>
+      </w:r>
+      <w:r>
+        <w:t xml:space="preserve">C</w:t>
+      </w:r>
+      <w:r>
+        <w:t xml:space="preserve">họn lệnh rút gọn khi hồ sơ đã rõ; chọn lệnh đầy đủ khi việc quan trọng, nhiều đơn vị hoặc cần kiểm soát đầu ra chặt chẽ. Điền nội dung trong [ ].</w:t>
       </w:r>
     </w:p>
     <w:p>
@@ -4295,7 +4589,23 @@
                 <w:color w:val="1F3864"/>
                 <w:sz w:val="24"/>
               </w:rPr>
-              <w:t xml:space="preserve">Dùng bộ công cụ KTC-Quan-tri, kỹ năng xây dựng kế hoạch (ke-hoach). Xây dựng kế hoạch công tác [kỳ] của [Trường/đơn vị]. Đầu vào: [đề xuất nhiệm vụ của các đơn vị] + [kế hoạch quý/năm đã ban hành] + [văn bản chỉ đạo]. Yêu cầu: (1) đối chiếu KTC-Database; (2) mỗi nhiệm vụ có nội dung, đơn vị chủ trì (mã chuẩn), sản phẩm, số lượng, thời hạn, trục; (3) kế hoạch tháng phải bám kế hoạch quý, nêu nhiệm vụ thiếu hoặc lệch; (4) liệt kê đơn vị chưa nộp, nhiệm vụ trùng, thiếu thông tin; (5) không tự thêm nhiệm vụ khi không có nguồn. Đầu ra: tệp Excel theo </w:t>
+              <w:t xml:space="preserve">Dùng bộ công cụ KTC-Quan-tri, kỹ năng xây dựng kế hoạch (ke-hoach). Xây dựng kế hoạch công tác [kỳ] của [Trường/đơn vị]. Đầu vào: [đề xuất nhiệm vụ của các đơn vị] + [kế hoạch quý/năm đã ban hành] + [văn bản chỉ đạo]. Yêu cầu: (1) đối chiếu KTC-Database; (2) mỗi nhiệm vụ có nội dung, đơn vị chủ trì (mã chuẩn), sản phẩm, số lượng, thời hạn, trục; (3) kế hoạch tháng phải bám kế hoạch quý, nêu nhiệm vụ thiếu hoặc lệch; (4) liệt kê đơn vị chưa nộp, nhiệm vụ trùng, thiếu thông tin; (5) không tự thêm nhiệm vụ khi không có nguồn. Đầu ra: </w:t>
+            </w:r>
+            <w:r>
+              <w:rPr>
+                <w:b/>
+                <w:color w:val="1F3864"/>
+                <w:sz w:val="24"/>
+              </w:rPr>
+              <w:t xml:space="preserve">T</w:t>
+            </w:r>
+            <w:r>
+              <w:rPr>
+                <w:b/>
+                <w:color w:val="1F3864"/>
+                <w:sz w:val="24"/>
+              </w:rPr>
+              <w:t xml:space="preserve">ệp Excel theo </w:t>
             </w:r>
             <w:r>
               <w:rPr>
@@ -4669,7 +4979,23 @@
                 <w:color w:val="1F3864"/>
                 <w:sz w:val="24"/>
               </w:rPr>
-              <w:t>Dùng bộ công cụ KTC-Quan-tri, kỹ năng theo dõi nhiệm vụ (theo-doi-cv). Đầu vào: [danh sách nhiệm vụ có Task_ID] + [cập nhật tiến độ, minh chứng]. Yêu cầu: (1) chỉ cập nhật nhiệm vụ đã có trong kế hoạch; nhiệm vụ phát sinh phải ghi nguồn, căn cứ, ngày phát sinh, đơn vị giao, đơn vị thực hiện, thời hạn, sản phẩm; (2) phát cảnh báo sắp đến hạn, quá hạn, chưa bắt đầu, không cập nhật, tiến độ thấp, thiếu sản phẩm, thiếu minh chứng, nguy cơ không hoàn thành; (3) đề nghị điều chỉnh ghi đủ giá trị cũ, lý do, căn cứ, người điều chỉnh, thời gian, giá trị mới. Đầu ra: bảng tình hình thực hiện và danh sách cảnh báo theo đơn vị.</w:t>
+              <w:t xml:space="preserve">Dùng bộ công cụ KTC-Quan-tri, kỹ năng theo dõi nhiệm vụ (theo-doi-cv). Đầu vào: [danh sách nhiệm vụ có Task_ID] + [cập nhật tiến độ, minh chứng]. Yêu cầu: (1) chỉ cập nhật nhiệm vụ đã có trong kế hoạch; nhiệm vụ phát sinh phải ghi nguồn, căn cứ, ngày phát sinh, đơn vị giao, đơn vị thực hiện, thời hạn, sản phẩm; (2) phát cảnh báo sắp đến hạn, quá hạn, chưa bắt đầu, không cập nhật, tiến độ thấp, thiếu sản phẩm, thiếu minh chứng, nguy cơ không hoàn thành; (3) đề nghị điều chỉnh ghi đủ giá trị cũ, lý do, căn cứ, người điều chỉnh, thời gian, giá trị mới. Đầu ra: </w:t>
+            </w:r>
+            <w:r>
+              <w:rPr>
+                <w:b/>
+                <w:color w:val="1F3864"/>
+                <w:sz w:val="24"/>
+              </w:rPr>
+              <w:t xml:space="preserve">B</w:t>
+            </w:r>
+            <w:r>
+              <w:rPr>
+                <w:b/>
+                <w:color w:val="1F3864"/>
+                <w:sz w:val="24"/>
+              </w:rPr>
+              <w:t xml:space="preserve">ảng tình hình thực hiện và danh sách cảnh báo theo đơn vị.</w:t>
             </w:r>
           </w:p>
         </w:tc>
@@ -4839,7 +5165,23 @@
                 <w:color w:val="1F3864"/>
                 <w:sz w:val="24"/>
               </w:rPr>
-              <w:t>Dùng bộ công cụ KTC-Quan-tri, kỹ năng lập KPI cá nhân (kpi-lap-ke-hoach). Thông tin: nhóm vị trí [..]; đơn vị [..]; cấp trình duyệt [..]. Đầu vào: [nhiệm vụ được phân công] + [kế hoạch quý của đơn vị]. Yêu cầu: (1) xếp từng đầu việc vào trục kết quả, mức độ, sản phẩm, số lượng, thời hạn, minh chứng; (2) hỏi lại khi thiếu người phối hợp, thời hạn, số lượng, không tự điền; (3) kiểm tra trục chính đạt từ 40% trở lên, không quy kết quả tập thể thành KPI cá nhân; (4) xuất tệp Excel đúng mẫu nhóm vị trí và bảng lỗi, cảnh báo.</w:t>
+              <w:t xml:space="preserve">Dùng bộ công cụ KTC-Quan-tri, kỹ năng lập KPI cá nhân (kpi-lap-ke-hoach). Thông tin: </w:t>
+            </w:r>
+            <w:r>
+              <w:rPr>
+                <w:b/>
+                <w:color w:val="1F3864"/>
+                <w:sz w:val="24"/>
+              </w:rPr>
+              <w:t xml:space="preserve">N</w:t>
+            </w:r>
+            <w:r>
+              <w:rPr>
+                <w:b/>
+                <w:color w:val="1F3864"/>
+                <w:sz w:val="24"/>
+              </w:rPr>
+              <w:t xml:space="preserve">hóm vị trí [..]; đơn vị [..]; cấp trình duyệt [..]. Đầu vào: [nhiệm vụ được phân công] + [kế hoạch quý của đơn vị]. Yêu cầu: (1) xếp từng đầu việc vào trục kết quả, mức độ, sản phẩm, số lượng, thời hạn, minh chứng; (2) hỏi lại khi thiếu người phối hợp, thời hạn, số lượng, không tự điền; (3) kiểm tra trục chính đạt từ 40% trở lên, không quy kết quả tập thể thành KPI cá nhân; (4) xuất tệp Excel đúng mẫu nhóm vị trí và bảng lỗi, cảnh báo.</w:t>
             </w:r>
           </w:p>
         </w:tc>
@@ -5292,7 +5634,25 @@
                 <w:color w:val="1F3864"/>
                 <w:sz w:val="24"/>
               </w:rPr>
-              <w:t>Chuẩn hóa danh sách nhiệm vụ đính kèm: cấp Task_ID, chuẩn hóa mã đơn vị, phân loại 6 trục.</w:t>
+              <w:t xml:space="preserve">Chuẩn hóa danh sách nhiệm vụ đính kèm: </w:t>
+            </w:r>
+            <w:r>
+              <w:rPr>
+                <w:b/>
+                <w:bCs/>
+                <w:color w:val="1F3864"/>
+                <w:sz w:val="24"/>
+              </w:rPr>
+              <w:t xml:space="preserve">C</w:t>
+            </w:r>
+            <w:r>
+              <w:rPr>
+                <w:b/>
+                <w:bCs/>
+                <w:color w:val="1F3864"/>
+                <w:sz w:val="24"/>
+              </w:rPr>
+              <w:t xml:space="preserve">ấp Task_ID, chuẩn hóa mã đơn vị, phân loại 6 trục.</w:t>
             </w:r>
           </w:p>
         </w:tc>
@@ -5365,7 +5725,39 @@
                 <w:color w:val="1F3864"/>
                 <w:sz w:val="24"/>
               </w:rPr>
-              <w:t>Dùng bộ công cụ KTC-Quan-tri, kỹ năng quản trị (quan-tri). Đầu vào: [kết luận giao ban/văn bản giao việc/danh sách nhiệm vụ]. Yêu cầu: (1) tách từng nhiệm vụ: nội dung, đơn vị chủ trì, phối hợp, sản phẩm, thời hạn, căn cứ; (2) kiểm tra trùng với nhiệm vụ đã có; (3) cấp Task_ID (dạng KTC-2026-Q4-00125) cho nhiệm vụ mới; (4) phân loại theo 6 trục và nội hàm; (5) nêu nhiệm vụ thiếu thông tin cần hỏi lại. Đầu ra: bảng nhiệm vụ chuẩn hóa.</w:t>
+              <w:t xml:space="preserve">Dùng bộ công cụ KTC-Quan-tri, kỹ năng quản trị (quan-tri). Đầu vào: [kết luận giao ban/văn bản giao việc/danh sách nhiệm vụ]. Yêu cầu: (1) tách từng nhiệm vụ: </w:t>
+            </w:r>
+            <w:r>
+              <w:rPr>
+                <w:b/>
+                <w:color w:val="1F3864"/>
+                <w:sz w:val="24"/>
+              </w:rPr>
+              <w:t xml:space="preserve">N</w:t>
+            </w:r>
+            <w:r>
+              <w:rPr>
+                <w:b/>
+                <w:color w:val="1F3864"/>
+                <w:sz w:val="24"/>
+              </w:rPr>
+              <w:t xml:space="preserve">ội dung, đơn vị chủ trì, phối hợp, sản phẩm, thời hạn, căn cứ; (2) kiểm tra trùng với nhiệm vụ đã có; (3) cấp Task_ID (dạng KTC-2026-Q4-00125) cho nhiệm vụ mới; (4) phân loại theo 6 trục và nội hàm; (5) nêu nhiệm vụ thiếu thông tin cần hỏi lại. Đầu ra: </w:t>
+            </w:r>
+            <w:r>
+              <w:rPr>
+                <w:b/>
+                <w:color w:val="1F3864"/>
+                <w:sz w:val="24"/>
+              </w:rPr>
+              <w:t xml:space="preserve">B</w:t>
+            </w:r>
+            <w:r>
+              <w:rPr>
+                <w:b/>
+                <w:color w:val="1F3864"/>
+                <w:sz w:val="24"/>
+              </w:rPr>
+              <w:t xml:space="preserve">ảng nhiệm vụ chuẩn hóa.</w:t>
             </w:r>
           </w:p>
         </w:tc>
@@ -6233,7 +6625,31 @@
               <w:rPr>
                 <w:sz w:val="24"/>
               </w:rPr>
-              <w:t>LỖI: bắt buộc sửa trước khi gửi. CẢNH BÁO: xem xét, sửa hoặc giải trình.</w:t>
+              <w:t xml:space="preserve">LỖI: </w:t>
+            </w:r>
+            <w:r>
+              <w:rPr>
+                <w:sz w:val="24"/>
+              </w:rPr>
+              <w:t xml:space="preserve">B</w:t>
+            </w:r>
+            <w:r>
+              <w:rPr>
+                <w:sz w:val="24"/>
+              </w:rPr>
+              <w:t xml:space="preserve">ắt buộc sửa trước khi gửi. CẢNH BÁO: </w:t>
+            </w:r>
+            <w:r>
+              <w:rPr>
+                <w:sz w:val="24"/>
+              </w:rPr>
+              <w:t xml:space="preserve">X</w:t>
+            </w:r>
+            <w:r>
+              <w:rPr>
+                <w:sz w:val="24"/>
+              </w:rPr>
+              <w:t xml:space="preserve">em xét, sửa hoặc giải trình.</w:t>
             </w:r>
           </w:p>
         </w:tc>
@@ -6343,7 +6759,19 @@
               <w:rPr>
                 <w:sz w:val="24"/>
               </w:rPr>
-              <w:t>Có đủ: nguồn dữ liệu đã dùng; người kiểm tra; trạng thái phê duyệt.</w:t>
+              <w:t xml:space="preserve">Có đủ: </w:t>
+            </w:r>
+            <w:r>
+              <w:rPr>
+                <w:sz w:val="24"/>
+              </w:rPr>
+              <w:t xml:space="preserve">N</w:t>
+            </w:r>
+            <w:r>
+              <w:rPr>
+                <w:sz w:val="24"/>
+              </w:rPr>
+              <w:t xml:space="preserve">guồn dữ liệu đã dùng; người kiểm tra; trạng thái phê duyệt.</w:t>
             </w:r>
           </w:p>
         </w:tc>
@@ -7018,7 +7446,13 @@
         <w:pStyle w:val="ListBullet"/>
       </w:pPr>
       <w:r>
-        <w:t>Nếu AI vẫn làm theo yêu cầu bỏ bước dừng, tự xếp loại hoặc làm theo câu lệnh nằm trong tệp: dừng sử dụng kết quả, báo Phòng TH-HC&amp;QT.</w:t>
+        <w:t xml:space="preserve">Nếu AI vẫn làm theo yêu cầu bỏ bước dừng, tự xếp loại hoặc làm theo câu lệnh nằm trong tệp: </w:t>
+      </w:r>
+      <w:r>
+        <w:t xml:space="preserve">D</w:t>
+      </w:r>
+      <w:r>
+        <w:t xml:space="preserve">ừng sử dụng kết quả, báo Phòng TH-HC&amp;QT.</w:t>
       </w:r>
     </w:p>
     <w:p>
@@ -7026,7 +7460,13 @@
         <w:pStyle w:val="ListBullet"/>
       </w:pPr>
       <w:r>
-        <w:t>Sự cố (nghi lộ, lọt dữ liệu; kết quả sai số liệu; ghi đè tệp gốc): dừng sử dụng, giữ nguyên tệp và cuộc hội thoại, báo ngay Phòng TH-HC&amp;QT; Phòng TH-HC&amp;QT phối hợp Phòng QLKHCN&amp;HTPT tạm dừng phân phối phiên bản lỗi ở cấp tổ chức, báo cáo Lãnh đạo Trường.</w:t>
+        <w:t xml:space="preserve">Sự cố (nghi lộ, lọt dữ liệu; kết quả sai số liệu; ghi đè tệp gốc): </w:t>
+      </w:r>
+      <w:r>
+        <w:t xml:space="preserve">D</w:t>
+      </w:r>
+      <w:r>
+        <w:t xml:space="preserve">ừng sử dụng, giữ nguyên tệp và cuộc hội thoại, báo ngay Phòng TH-HC&amp;QT; Phòng TH-HC&amp;QT phối hợp Phòng QLKHCN&amp;HTPT tạm dừng phân phối phiên bản lỗi ở cấp tổ chức, báo cáo Lãnh đạo Trường.</w:t>
       </w:r>
     </w:p>
     <w:p/>
